--- a/dist/whitepaper/software-whitepaper.docx
+++ b/dist/whitepaper/software-whitepaper.docx
@@ -694,7 +694,7 @@
         <w:rPr>
           <w:i/>
         </w:rPr>
-        <w:t>图：需求符合性审查阶段（可选），系统生成供应商符合性矩阵，每条结论附带原始证据。</w:t>
+        <w:t>图：需求符合性审查阶段（可选），当前项目尚未录入需求标准；可选择录入需求标准，或跳过本阶段直接进入比价。</w:t>
       </w:r>
     </w:p>
     <w:p>
@@ -1336,7 +1336,7 @@
         <w:rPr>
           <w:i/>
         </w:rPr>
-        <w:t>图：导出的 Excel 审计底稿包含比价结果、标准化明细和追溯信息，可直接作为采购审批和审计留档的附件。</w:t>
+        <w:t>图：比价导出阶段，比价结果表已生成并完成导出，右上角显示已生成的审计底稿文件链接，可下载保存为 Excel 文件用于审批留档。</w:t>
       </w:r>
     </w:p>
     <w:p>
